--- a/redaction/chapitre4/paragraphes.docx
+++ b/redaction/chapitre4/paragraphes.docx
@@ -2,13 +2,13 @@
 <file path=word/document.xml><?xml version="1.0" encoding="utf-8"?>
 <w:document xmlns:w="http://schemas.openxmlformats.org/wordprocessingml/2006/main" xmlns:m="http://schemas.openxmlformats.org/officeDocument/2006/math" xmlns:r="http://schemas.openxmlformats.org/officeDocument/2006/relationships" xmlns:o="urn:schemas-microsoft-com:office:office" xmlns:v="urn:schemas-microsoft-com:vml" xmlns:w10="urn:schemas-microsoft-com:office:word" xmlns:a="http://schemas.openxmlformats.org/drawingml/2006/main" xmlns:pic="http://schemas.openxmlformats.org/drawingml/2006/picture" xmlns:wp="http://schemas.openxmlformats.org/drawingml/2006/wordprocessingDrawing">
   <w:body>
-    <w:bookmarkStart w:id="26" w:name="X4e66398516b5f16380758f90f04cd5f3fb8f5e0"/>
+    <w:bookmarkStart w:id="26" w:name="chapitre-2-les-opérateurs"/>
     <w:p>
       <w:pPr>
         <w:pStyle w:val="Heading1"/>
       </w:pPr>
       <w:r>
-        <w:t xml:space="preserve">Chapitre 4 : Manipulation des chaines de caractères</w:t>
+        <w:t xml:space="preserve">Chapitre 2 : Les opérateurs</w:t>
       </w:r>
     </w:p>
     <w:p>
@@ -16,7 +16,7 @@
         <w:pStyle w:val="FirstParagraph"/>
       </w:pPr>
       <w:r>
-        <w:t xml:space="preserve">La manipulation des chaînes de caractères permet de traiter, formetter et analyser des données textuelles en Python. Maîtriser ces outils est indispensable pour interagir avec les utilisateurs et structurer des messages lisibles.</w:t>
+        <w:t xml:space="preserve">Comprendre et utiliser les opérateurs permet d’effectuer des calculs, de comparer des valeurs et de combiner des conditions logiques en Python. Ces mécanismes fondamentaux constituent les briques de base de toute logique algorithmique.</w:t>
       </w:r>
       <w:r>
         <w:t xml:space="preserve"> </w:t>
@@ -34,7 +34,7 @@
         <w:pStyle w:val="Compact"/>
       </w:pPr>
       <w:r>
-        <w:t xml:space="preserve">Gestion des chaines</w:t>
+        <w:t xml:space="preserve">Opérateurs d’affectation</w:t>
       </w:r>
     </w:p>
     <w:p>
@@ -46,7 +46,7 @@
         <w:pStyle w:val="Compact"/>
       </w:pPr>
       <w:r>
-        <w:t xml:space="preserve">Formatage</w:t>
+        <w:t xml:space="preserve">Opérateurs arithmétiques</w:t>
       </w:r>
     </w:p>
     <w:p>
@@ -58,7 +58,7 @@
         <w:pStyle w:val="Compact"/>
       </w:pPr>
       <w:r>
-        <w:t xml:space="preserve">Slicing</w:t>
+        <w:t xml:space="preserve">Opérateurs relationnels</w:t>
       </w:r>
     </w:p>
     <w:p>
@@ -70,7 +70,7 @@
         <w:pStyle w:val="Compact"/>
       </w:pPr>
       <w:r>
-        <w:t xml:space="preserve">Expressions régulières</w:t>
+        <w:t xml:space="preserve">Opérateurs logiques</w:t>
       </w:r>
     </w:p>
     <w:p>
@@ -80,13 +80,13 @@
         </w:pict>
       </w:r>
     </w:p>
-    <w:bookmarkStart w:id="20" w:name="gestion-des-chaines"/>
+    <w:bookmarkStart w:id="20" w:name="les-opérateurs-daffectation"/>
     <w:p>
       <w:pPr>
         <w:pStyle w:val="Heading2"/>
       </w:pPr>
       <w:r>
-        <w:t xml:space="preserve">Gestion des chaines</w:t>
+        <w:t xml:space="preserve">Les opérateurs d’affectation</w:t>
       </w:r>
     </w:p>
     <w:p>
@@ -94,7 +94,7 @@
         <w:pStyle w:val="FirstParagraph"/>
       </w:pPr>
       <w:r>
-        <w:t xml:space="preserve">La gestion des chaînes de caractères repose sur l’utilisation de guillemets simples ou doubles pour déclarer du texte en mémoire. Python fournit de nombreuses méthodes intégrées pour transformer, nettoyer ou rechercher des motifs textuels.</w:t>
+        <w:t xml:space="preserve">Les opérateurs d’affectation permettent d’attribuer une valeur à une variable en mémoire, parfois en combinant cette affectation avec une opération mathématique. Ils simplifient l’écriture des mises à jour de variables.</w:t>
       </w:r>
     </w:p>
     <w:p>
@@ -105,7 +105,7 @@
         <w:rPr>
           <w:rStyle w:val="CommentTok"/>
         </w:rPr>
-        <w:t xml:space="preserve"># Manipulation de base d'une chaîne de caractères</w:t>
+        <w:t xml:space="preserve"># Affectation simple et affectation augmentée</w:t>
       </w:r>
       <w:r>
         <w:br/>
@@ -114,7 +114,7 @@
         <w:rPr>
           <w:rStyle w:val="NormalTok"/>
         </w:rPr>
-        <w:t xml:space="preserve">texte </w:t>
+        <w:t xml:space="preserve">score </w:t>
       </w:r>
       <w:r>
         <w:rPr>
@@ -130,9 +130,21 @@
       </w:r>
       <w:r>
         <w:rPr>
-          <w:rStyle w:val="StringTok"/>
-        </w:rPr>
-        <w:t xml:space="preserve">"  formation python  "</w:t>
+          <w:rStyle w:val="DecValTok"/>
+        </w:rPr>
+        <w:t xml:space="preserve">10</w:t>
+      </w:r>
+      <w:r>
+        <w:rPr>
+          <w:rStyle w:val="NormalTok"/>
+        </w:rPr>
+        <w:t xml:space="preserve">     </w:t>
+      </w:r>
+      <w:r>
+        <w:rPr>
+          <w:rStyle w:val="CommentTok"/>
+        </w:rPr>
+        <w:t xml:space="preserve"># Affectation simple de la valeur 10</w:t>
       </w:r>
       <w:r>
         <w:br/>
@@ -141,19 +153,37 @@
         <w:rPr>
           <w:rStyle w:val="NormalTok"/>
         </w:rPr>
-        <w:t xml:space="preserve">texte_propre </w:t>
+        <w:t xml:space="preserve">score </w:t>
       </w:r>
       <w:r>
         <w:rPr>
           <w:rStyle w:val="OperatorTok"/>
         </w:rPr>
-        <w:t xml:space="preserve">=</w:t>
-      </w:r>
-      <w:r>
-        <w:rPr>
-          <w:rStyle w:val="NormalTok"/>
-        </w:rPr>
-        <w:t xml:space="preserve"> texte.strip().capitalize()</w:t>
+        <w:t xml:space="preserve">+=</w:t>
+      </w:r>
+      <w:r>
+        <w:rPr>
+          <w:rStyle w:val="NormalTok"/>
+        </w:rPr>
+        <w:t xml:space="preserve"> </w:t>
+      </w:r>
+      <w:r>
+        <w:rPr>
+          <w:rStyle w:val="DecValTok"/>
+        </w:rPr>
+        <w:t xml:space="preserve">5</w:t>
+      </w:r>
+      <w:r>
+        <w:rPr>
+          <w:rStyle w:val="NormalTok"/>
+        </w:rPr>
+        <w:t xml:space="preserve">     </w:t>
+      </w:r>
+      <w:r>
+        <w:rPr>
+          <w:rStyle w:val="CommentTok"/>
+        </w:rPr>
+        <w:t xml:space="preserve"># Équivalent à score = score + 5</w:t>
       </w:r>
     </w:p>
     <w:p>
@@ -161,7 +191,7 @@
         <w:pStyle w:val="BlockText"/>
       </w:pPr>
       <w:r>
-        <w:t xml:space="preserve">💡 Les chaînes de caractères en Python sont immuables : toute modification textuelle génère un nouvel objet en mémoire plutôt que de modifier la chaîne originale.</w:t>
+        <w:t xml:space="preserve">💡 L’opérateur d’affectation s’évalue de droite à gauche : la valeur ou le résultat de l’expression à droite est stocké dans la variable située à gauche.</w:t>
       </w:r>
     </w:p>
     <w:p>
@@ -172,13 +202,13 @@
       </w:r>
     </w:p>
     <w:bookmarkEnd w:id="20"/>
-    <w:bookmarkStart w:id="21" w:name="formatage"/>
+    <w:bookmarkStart w:id="21" w:name="opérateurs-arithmétiques"/>
     <w:p>
       <w:pPr>
         <w:pStyle w:val="Heading2"/>
       </w:pPr>
       <w:r>
-        <w:t xml:space="preserve">Formatage</w:t>
+        <w:t xml:space="preserve">Opérateurs arithmétiques</w:t>
       </w:r>
     </w:p>
     <w:p>
@@ -186,7 +216,7 @@
         <w:pStyle w:val="FirstParagraph"/>
       </w:pPr>
       <w:r>
-        <w:t xml:space="preserve">Le formatage permet d’insérer dynamiquement des variables ou des expressions au sein d’une chaîne de caractères de manière lisible et performante. Les f-strings constituent la méthode moderne recommandée en Python.</w:t>
+        <w:t xml:space="preserve">Les opérateurs arithmétiques réalisent les calculs mathématiques usuels sur des types numériques (entiers et flottants). Ils permettent de manipuler des données quantitatives au sein des programmes.</w:t>
       </w:r>
     </w:p>
     <w:p>
@@ -197,7 +227,7 @@
         <w:rPr>
           <w:rStyle w:val="CommentTok"/>
         </w:rPr>
-        <w:t xml:space="preserve"># Utilisation des f-strings pour l'interpolation de variables</w:t>
+        <w:t xml:space="preserve"># Opérations arithmétiques de base</w:t>
       </w:r>
       <w:r>
         <w:br/>
@@ -206,7 +236,7 @@
         <w:rPr>
           <w:rStyle w:val="NormalTok"/>
         </w:rPr>
-        <w:t xml:space="preserve">langage </w:t>
+        <w:t xml:space="preserve">somme </w:t>
       </w:r>
       <w:r>
         <w:rPr>
@@ -222,9 +252,45 @@
       </w:r>
       <w:r>
         <w:rPr>
-          <w:rStyle w:val="StringTok"/>
-        </w:rPr>
-        <w:t xml:space="preserve">"Python"</w:t>
+          <w:rStyle w:val="DecValTok"/>
+        </w:rPr>
+        <w:t xml:space="preserve">15</w:t>
+      </w:r>
+      <w:r>
+        <w:rPr>
+          <w:rStyle w:val="NormalTok"/>
+        </w:rPr>
+        <w:t xml:space="preserve"> </w:t>
+      </w:r>
+      <w:r>
+        <w:rPr>
+          <w:rStyle w:val="OperatorTok"/>
+        </w:rPr>
+        <w:t xml:space="preserve">+</w:t>
+      </w:r>
+      <w:r>
+        <w:rPr>
+          <w:rStyle w:val="NormalTok"/>
+        </w:rPr>
+        <w:t xml:space="preserve"> </w:t>
+      </w:r>
+      <w:r>
+        <w:rPr>
+          <w:rStyle w:val="DecValTok"/>
+        </w:rPr>
+        <w:t xml:space="preserve">5</w:t>
+      </w:r>
+      <w:r>
+        <w:rPr>
+          <w:rStyle w:val="NormalTok"/>
+        </w:rPr>
+        <w:t xml:space="preserve">      </w:t>
+      </w:r>
+      <w:r>
+        <w:rPr>
+          <w:rStyle w:val="CommentTok"/>
+        </w:rPr>
+        <w:t xml:space="preserve"># Addition (vaut 20)</w:t>
       </w:r>
       <w:r>
         <w:br/>
@@ -233,7 +299,7 @@
         <w:rPr>
           <w:rStyle w:val="NormalTok"/>
         </w:rPr>
-        <w:t xml:space="preserve">version </w:t>
+        <w:t xml:space="preserve">division </w:t>
       </w:r>
       <w:r>
         <w:rPr>
@@ -249,84 +315,45 @@
       </w:r>
       <w:r>
         <w:rPr>
-          <w:rStyle w:val="FloatTok"/>
-        </w:rPr>
-        <w:t xml:space="preserve">3.10</w:t>
-      </w:r>
-      <w:r>
-        <w:br/>
-      </w:r>
-      <w:r>
-        <w:rPr>
-          <w:rStyle w:val="NormalTok"/>
-        </w:rPr>
-        <w:t xml:space="preserve">message </w:t>
+          <w:rStyle w:val="DecValTok"/>
+        </w:rPr>
+        <w:t xml:space="preserve">10</w:t>
+      </w:r>
+      <w:r>
+        <w:rPr>
+          <w:rStyle w:val="NormalTok"/>
+        </w:rPr>
+        <w:t xml:space="preserve"> </w:t>
       </w:r>
       <w:r>
         <w:rPr>
           <w:rStyle w:val="OperatorTok"/>
         </w:rPr>
-        <w:t xml:space="preserve">=</w:t>
-      </w:r>
-      <w:r>
-        <w:rPr>
-          <w:rStyle w:val="NormalTok"/>
-        </w:rPr>
-        <w:t xml:space="preserve"> </w:t>
-      </w:r>
-      <w:r>
-        <w:rPr>
-          <w:rStyle w:val="SpecialStringTok"/>
-        </w:rPr>
-        <w:t xml:space="preserve">f"Apprentissage de </w:t>
-      </w:r>
-      <w:r>
-        <w:rPr>
-          <w:rStyle w:val="SpecialCharTok"/>
-        </w:rPr>
-        <w:t xml:space="preserve">{</w:t>
-      </w:r>
-      <w:r>
-        <w:rPr>
-          <w:rStyle w:val="NormalTok"/>
-        </w:rPr>
-        <w:t xml:space="preserve">langage</w:t>
-      </w:r>
-      <w:r>
-        <w:rPr>
-          <w:rStyle w:val="SpecialCharTok"/>
-        </w:rPr>
-        <w:t xml:space="preserve">}</w:t>
-      </w:r>
-      <w:r>
-        <w:rPr>
-          <w:rStyle w:val="SpecialStringTok"/>
-        </w:rPr>
-        <w:t xml:space="preserve"> en version </w:t>
-      </w:r>
-      <w:r>
-        <w:rPr>
-          <w:rStyle w:val="SpecialCharTok"/>
-        </w:rPr>
-        <w:t xml:space="preserve">{</w:t>
-      </w:r>
-      <w:r>
-        <w:rPr>
-          <w:rStyle w:val="NormalTok"/>
-        </w:rPr>
-        <w:t xml:space="preserve">version</w:t>
-      </w:r>
-      <w:r>
-        <w:rPr>
-          <w:rStyle w:val="SpecialCharTok"/>
-        </w:rPr>
-        <w:t xml:space="preserve">}</w:t>
-      </w:r>
-      <w:r>
-        <w:rPr>
-          <w:rStyle w:val="SpecialStringTok"/>
-        </w:rPr>
-        <w:t xml:space="preserve">"</w:t>
+        <w:t xml:space="preserve">/</w:t>
+      </w:r>
+      <w:r>
+        <w:rPr>
+          <w:rStyle w:val="NormalTok"/>
+        </w:rPr>
+        <w:t xml:space="preserve"> </w:t>
+      </w:r>
+      <w:r>
+        <w:rPr>
+          <w:rStyle w:val="DecValTok"/>
+        </w:rPr>
+        <w:t xml:space="preserve">4</w:t>
+      </w:r>
+      <w:r>
+        <w:rPr>
+          <w:rStyle w:val="NormalTok"/>
+        </w:rPr>
+        <w:t xml:space="preserve">   </w:t>
+      </w:r>
+      <w:r>
+        <w:rPr>
+          <w:rStyle w:val="CommentTok"/>
+        </w:rPr>
+        <w:t xml:space="preserve"># Division flottante (vaut 2.5)</w:t>
       </w:r>
     </w:p>
     <w:p>
@@ -334,7 +361,7 @@
         <w:pStyle w:val="BlockText"/>
       </w:pPr>
       <w:r>
-        <w:t xml:space="preserve">💡 Préférez toujours l’utilisation des f-strings par rapport aux anciennes méthodes de formatage (</w:t>
+        <w:t xml:space="preserve">💡 Utilisez l’opérateur modulo (</w:t>
       </w:r>
       <w:r>
         <w:rPr>
@@ -343,22 +370,7 @@
         <w:t xml:space="preserve">%</w:t>
       </w:r>
       <w:r>
-        <w:t xml:space="preserve"> </w:t>
-      </w:r>
-      <w:r>
-        <w:t xml:space="preserve">ou</w:t>
-      </w:r>
-      <w:r>
-        <w:t xml:space="preserve"> </w:t>
-      </w:r>
-      <w:r>
-        <w:rPr>
-          <w:rStyle w:val="VerbatimChar"/>
-        </w:rPr>
-        <w:t xml:space="preserve">.format()</w:t>
-      </w:r>
-      <w:r>
-        <w:t xml:space="preserve">) pour gagner en lisibilité et en performance.</w:t>
+        <w:t xml:space="preserve">) pour obtenir le reste d’une division entière, ce qui est particulièrement utile pour tester la parité d’un nombre.</w:t>
       </w:r>
     </w:p>
     <w:p>
@@ -369,13 +381,13 @@
       </w:r>
     </w:p>
     <w:bookmarkEnd w:id="21"/>
-    <w:bookmarkStart w:id="22" w:name="slicing"/>
+    <w:bookmarkStart w:id="22" w:name="opérateurs-relationnels"/>
     <w:p>
       <w:pPr>
         <w:pStyle w:val="Heading2"/>
       </w:pPr>
       <w:r>
-        <w:t xml:space="preserve">Slicing</w:t>
+        <w:t xml:space="preserve">Opérateurs relationnels</w:t>
       </w:r>
     </w:p>
     <w:p>
@@ -383,7 +395,31 @@
         <w:pStyle w:val="FirstParagraph"/>
       </w:pPr>
       <w:r>
-        <w:t xml:space="preserve">Le slicing (ou découpage) permet d’extraire une portion spécifique d’une chaîne de caractères en spécifiant des indices de début, de fin et de pas.</w:t>
+        <w:t xml:space="preserve">Les opérateurs relationnels comparent deux valeurs ou expressions et retournent systématiquement un résultat booléen (</w:t>
+      </w:r>
+      <w:r>
+        <w:rPr>
+          <w:rStyle w:val="VerbatimChar"/>
+        </w:rPr>
+        <w:t xml:space="preserve">True</w:t>
+      </w:r>
+      <w:r>
+        <w:t xml:space="preserve"> </w:t>
+      </w:r>
+      <w:r>
+        <w:t xml:space="preserve">ou</w:t>
+      </w:r>
+      <w:r>
+        <w:t xml:space="preserve"> </w:t>
+      </w:r>
+      <w:r>
+        <w:rPr>
+          <w:rStyle w:val="VerbatimChar"/>
+        </w:rPr>
+        <w:t xml:space="preserve">False</w:t>
+      </w:r>
+      <w:r>
+        <w:t xml:space="preserve">). Ils sont indispensables pour orienter l’exécution du code selon les conditions.</w:t>
       </w:r>
     </w:p>
     <w:p>
@@ -394,7 +430,7 @@
         <w:rPr>
           <w:rStyle w:val="CommentTok"/>
         </w:rPr>
-        <w:t xml:space="preserve"># Extraction d'une sous-chaîne par découpage</w:t>
+        <w:t xml:space="preserve"># Comparaisons de valeurs</w:t>
       </w:r>
       <w:r>
         <w:br/>
@@ -403,7 +439,7 @@
         <w:rPr>
           <w:rStyle w:val="NormalTok"/>
         </w:rPr>
-        <w:t xml:space="preserve">code_complet </w:t>
+        <w:t xml:space="preserve">age </w:t>
       </w:r>
       <w:r>
         <w:rPr>
@@ -419,9 +455,9 @@
       </w:r>
       <w:r>
         <w:rPr>
-          <w:rStyle w:val="StringTok"/>
-        </w:rPr>
-        <w:t xml:space="preserve">"PYTH-2026"</w:t>
+          <w:rStyle w:val="DecValTok"/>
+        </w:rPr>
+        <w:t xml:space="preserve">18</w:t>
       </w:r>
       <w:r>
         <w:br/>
@@ -430,7 +466,7 @@
         <w:rPr>
           <w:rStyle w:val="NormalTok"/>
         </w:rPr>
-        <w:t xml:space="preserve">prefixe </w:t>
+        <w:t xml:space="preserve">majeur </w:t>
       </w:r>
       <w:r>
         <w:rPr>
@@ -442,25 +478,37 @@
         <w:rPr>
           <w:rStyle w:val="NormalTok"/>
         </w:rPr>
-        <w:t xml:space="preserve"> code_complet[:</w:t>
+        <w:t xml:space="preserve"> age </w:t>
+      </w:r>
+      <w:r>
+        <w:rPr>
+          <w:rStyle w:val="OperatorTok"/>
+        </w:rPr>
+        <w:t xml:space="preserve">&gt;=</w:t>
+      </w:r>
+      <w:r>
+        <w:rPr>
+          <w:rStyle w:val="NormalTok"/>
+        </w:rPr>
+        <w:t xml:space="preserve"> </w:t>
       </w:r>
       <w:r>
         <w:rPr>
           <w:rStyle w:val="DecValTok"/>
         </w:rPr>
-        <w:t xml:space="preserve">4</w:t>
-      </w:r>
-      <w:r>
-        <w:rPr>
-          <w:rStyle w:val="NormalTok"/>
-        </w:rPr>
-        <w:t xml:space="preserve">]  </w:t>
+        <w:t xml:space="preserve">18</w:t>
+      </w:r>
+      <w:r>
+        <w:rPr>
+          <w:rStyle w:val="NormalTok"/>
+        </w:rPr>
+        <w:t xml:space="preserve">    </w:t>
       </w:r>
       <w:r>
         <w:rPr>
           <w:rStyle w:val="CommentTok"/>
         </w:rPr>
-        <w:t xml:space="preserve"># Extrait "PYTH"</w:t>
+        <w:t xml:space="preserve"># Retourne True car 18 est supérieur ou égal à 18</w:t>
       </w:r>
     </w:p>
     <w:p>
@@ -468,7 +516,25 @@
         <w:pStyle w:val="BlockText"/>
       </w:pPr>
       <w:r>
-        <w:t xml:space="preserve">💡 En Python, les indices de découpage commencent à zéro et l’indice de fin spécifié est toujours exclus du résultat extrait.</w:t>
+        <w:t xml:space="preserve">💡 Veillez à ne pas confondre l’opérateur d’égalité (</w:t>
+      </w:r>
+      <w:r>
+        <w:rPr>
+          <w:rStyle w:val="VerbatimChar"/>
+        </w:rPr>
+        <w:t xml:space="preserve">==</w:t>
+      </w:r>
+      <w:r>
+        <w:t xml:space="preserve">) avec l’opérateur d’affectation (</w:t>
+      </w:r>
+      <w:r>
+        <w:rPr>
+          <w:rStyle w:val="VerbatimChar"/>
+        </w:rPr>
+        <w:t xml:space="preserve">=</w:t>
+      </w:r>
+      <w:r>
+        <w:t xml:space="preserve">) pour éviter des erreurs de logique.</w:t>
       </w:r>
     </w:p>
     <w:p>
@@ -479,13 +545,13 @@
       </w:r>
     </w:p>
     <w:bookmarkEnd w:id="22"/>
-    <w:bookmarkStart w:id="23" w:name="expressions-régulières"/>
+    <w:bookmarkStart w:id="23" w:name="opérateurs-logiques"/>
     <w:p>
       <w:pPr>
         <w:pStyle w:val="Heading2"/>
       </w:pPr>
       <w:r>
-        <w:t xml:space="preserve">Expressions régulières</w:t>
+        <w:t xml:space="preserve">Opérateurs logiques</w:t>
       </w:r>
     </w:p>
     <w:p>
@@ -493,7 +559,7 @@
         <w:pStyle w:val="FirstParagraph"/>
       </w:pPr>
       <w:r>
-        <w:t xml:space="preserve">Les expressions régulières permettent de rechercher, valider ou extraire des motifs complexes dans des chaînes de caractères en s’appuyant sur le module standard</w:t>
+        <w:t xml:space="preserve">Les opérateurs logiques permettent de combiner plusieurs expressions booléennes pour former des conditions complexes. Ils évaluent les relations à l’aide des opérateurs fondamentaux</w:t>
       </w:r>
       <w:r>
         <w:t xml:space="preserve"> </w:t>
@@ -502,7 +568,34 @@
         <w:rPr>
           <w:rStyle w:val="VerbatimChar"/>
         </w:rPr>
-        <w:t xml:space="preserve">re</w:t>
+        <w:t xml:space="preserve">and</w:t>
+      </w:r>
+      <w:r>
+        <w:t xml:space="preserve">,</w:t>
+      </w:r>
+      <w:r>
+        <w:t xml:space="preserve"> </w:t>
+      </w:r>
+      <w:r>
+        <w:rPr>
+          <w:rStyle w:val="VerbatimChar"/>
+        </w:rPr>
+        <w:t xml:space="preserve">or</w:t>
+      </w:r>
+      <w:r>
+        <w:t xml:space="preserve"> </w:t>
+      </w:r>
+      <w:r>
+        <w:t xml:space="preserve">et</w:t>
+      </w:r>
+      <w:r>
+        <w:t xml:space="preserve"> </w:t>
+      </w:r>
+      <w:r>
+        <w:rPr>
+          <w:rStyle w:val="VerbatimChar"/>
+        </w:rPr>
+        <w:t xml:space="preserve">not</w:t>
       </w:r>
       <w:r>
         <w:t xml:space="preserve">.</w:t>
@@ -514,111 +607,102 @@
       </w:pPr>
       <w:r>
         <w:rPr>
-          <w:rStyle w:val="ImportTok"/>
-        </w:rPr>
-        <w:t xml:space="preserve">import</w:t>
-      </w:r>
-      <w:r>
-        <w:rPr>
-          <w:rStyle w:val="NormalTok"/>
-        </w:rPr>
-        <w:t xml:space="preserve"> re</w:t>
+          <w:rStyle w:val="CommentTok"/>
+        </w:rPr>
+        <w:t xml:space="preserve"># Combinaison de conditions logiques</w:t>
       </w:r>
       <w:r>
         <w:br/>
       </w:r>
       <w:r>
+        <w:rPr>
+          <w:rStyle w:val="NormalTok"/>
+        </w:rPr>
+        <w:t xml:space="preserve">a l_ecole </w:t>
+      </w:r>
+      <w:r>
+        <w:rPr>
+          <w:rStyle w:val="OperatorTok"/>
+        </w:rPr>
+        <w:t xml:space="preserve">=</w:t>
+      </w:r>
+      <w:r>
+        <w:rPr>
+          <w:rStyle w:val="NormalTok"/>
+        </w:rPr>
+        <w:t xml:space="preserve"> </w:t>
+      </w:r>
+      <w:r>
+        <w:rPr>
+          <w:rStyle w:val="VariableTok"/>
+        </w:rPr>
+        <w:t xml:space="preserve">True</w:t>
+      </w:r>
+      <w:r>
         <w:br/>
       </w:r>
       <w:r>
         <w:rPr>
+          <w:rStyle w:val="NormalTok"/>
+        </w:rPr>
+        <w:t xml:space="preserve">a_ses_affaires </w:t>
+      </w:r>
+      <w:r>
+        <w:rPr>
+          <w:rStyle w:val="OperatorTok"/>
+        </w:rPr>
+        <w:t xml:space="preserve">=</w:t>
+      </w:r>
+      <w:r>
+        <w:rPr>
+          <w:rStyle w:val="NormalTok"/>
+        </w:rPr>
+        <w:t xml:space="preserve"> </w:t>
+      </w:r>
+      <w:r>
+        <w:rPr>
+          <w:rStyle w:val="VariableTok"/>
+        </w:rPr>
+        <w:t xml:space="preserve">True</w:t>
+      </w:r>
+      <w:r>
+        <w:br/>
+      </w:r>
+      <w:r>
+        <w:rPr>
+          <w:rStyle w:val="NormalTok"/>
+        </w:rPr>
+        <w:t xml:space="preserve">peut_partir </w:t>
+      </w:r>
+      <w:r>
+        <w:rPr>
+          <w:rStyle w:val="OperatorTok"/>
+        </w:rPr>
+        <w:t xml:space="preserve">=</w:t>
+      </w:r>
+      <w:r>
+        <w:rPr>
+          <w:rStyle w:val="NormalTok"/>
+        </w:rPr>
+        <w:t xml:space="preserve"> a_ecole </w:t>
+      </w:r>
+      <w:r>
+        <w:rPr>
+          <w:rStyle w:val="KeywordTok"/>
+        </w:rPr>
+        <w:t xml:space="preserve">and</w:t>
+      </w:r>
+      <w:r>
+        <w:rPr>
+          <w:rStyle w:val="NormalTok"/>
+        </w:rPr>
+        <w:t xml:space="preserve"> a_ses_affaires  </w:t>
+      </w:r>
+      <w:r>
+        <w:rPr>
           <w:rStyle w:val="CommentTok"/>
         </w:rPr>
-        <w:t xml:space="preserve"># Validation d'un format de code postal à 5 chiffres</w:t>
-      </w:r>
-      <w:r>
-        <w:br/>
-      </w:r>
-      <w:r>
-        <w:rPr>
-          <w:rStyle w:val="NormalTok"/>
-        </w:rPr>
-        <w:t xml:space="preserve">code_postal </w:t>
-      </w:r>
-      <w:r>
-        <w:rPr>
-          <w:rStyle w:val="OperatorTok"/>
-        </w:rPr>
-        <w:t xml:space="preserve">=</w:t>
-      </w:r>
-      <w:r>
-        <w:rPr>
-          <w:rStyle w:val="NormalTok"/>
-        </w:rPr>
-        <w:t xml:space="preserve"> </w:t>
-      </w:r>
-      <w:r>
-        <w:rPr>
-          <w:rStyle w:val="StringTok"/>
-        </w:rPr>
-        <w:t xml:space="preserve">"75001"</w:t>
-      </w:r>
-      <w:r>
-        <w:br/>
-      </w:r>
-      <w:r>
-        <w:rPr>
-          <w:rStyle w:val="NormalTok"/>
-        </w:rPr>
-        <w:t xml:space="preserve">est_valide </w:t>
-      </w:r>
-      <w:r>
-        <w:rPr>
-          <w:rStyle w:val="OperatorTok"/>
-        </w:rPr>
-        <w:t xml:space="preserve">=</w:t>
-      </w:r>
-      <w:r>
-        <w:rPr>
-          <w:rStyle w:val="NormalTok"/>
-        </w:rPr>
-        <w:t xml:space="preserve"> </w:t>
-      </w:r>
-      <w:r>
-        <w:rPr>
-          <w:rStyle w:val="BuiltInTok"/>
-        </w:rPr>
-        <w:t xml:space="preserve">bool</w:t>
-      </w:r>
-      <w:r>
-        <w:rPr>
-          <w:rStyle w:val="NormalTok"/>
-        </w:rPr>
-        <w:t xml:space="preserve">(re.match(</w:t>
-      </w:r>
-      <w:r>
-        <w:rPr>
-          <w:rStyle w:val="VerbatimStringTok"/>
-        </w:rPr>
-        <w:t xml:space="preserve">r"^\d</w:t>
-      </w:r>
-      <w:r>
-        <w:rPr>
-          <w:rStyle w:val="SpecialCharTok"/>
-        </w:rPr>
-        <w:t xml:space="preserve">{5}</w:t>
-      </w:r>
-      <w:r>
-        <w:rPr>
-          <w:rStyle w:val="VerbatimStringTok"/>
-        </w:rPr>
-        <w:t xml:space="preserve">$"</w:t>
-      </w:r>
-      <w:r>
-        <w:rPr>
-          <w:rStyle w:val="NormalTok"/>
-        </w:rPr>
-        <w:t xml:space="preserve">, code_postal))</w:t>
+        <w:t xml:space="preserve"># Vaut True si les deux conditions sont réunies</w:t>
       </w:r>
     </w:p>
     <w:p>
@@ -626,7 +710,17 @@
         <w:pStyle w:val="BlockText"/>
       </w:pPr>
       <w:r>
-        <w:t xml:space="preserve">💡 Testez toujours vos expressions régulières sur des cas limites avant de les intégrer en production pour éviter des comportements inattendus sur les données textuelles.</w:t>
+        <w:t xml:space="preserve">💡 Python utilise l’évaluation paresseuse (</w:t>
+      </w:r>
+      <w:r>
+        <w:rPr>
+          <w:iCs/>
+          <w:i/>
+        </w:rPr>
+        <w:t xml:space="preserve">short-circuit</w:t>
+      </w:r>
+      <w:r>
+        <w:t xml:space="preserve">) pour les opérateurs logiques : l’évaluation s’arrête dès que le résultat final est déterminé.</w:t>
       </w:r>
     </w:p>
     <w:p>
@@ -652,41 +746,143 @@
       </w:pPr>
       <w:r>
         <w:rPr>
-          <w:rStyle w:val="ImportTok"/>
-        </w:rPr>
-        <w:t xml:space="preserve">import</w:t>
-      </w:r>
-      <w:r>
-        <w:rPr>
-          <w:rStyle w:val="NormalTok"/>
-        </w:rPr>
-        <w:t xml:space="preserve"> re</w:t>
+          <w:rStyle w:val="CommentTok"/>
+        </w:rPr>
+        <w:t xml:space="preserve"># Programme complet combinant affectation, arithmétique, relations et logique</w:t>
       </w:r>
       <w:r>
         <w:br/>
       </w:r>
       <w:r>
+        <w:rPr>
+          <w:rStyle w:val="NormalTok"/>
+        </w:rPr>
+        <w:t xml:space="preserve">stock_initial </w:t>
+      </w:r>
+      <w:r>
+        <w:rPr>
+          <w:rStyle w:val="OperatorTok"/>
+        </w:rPr>
+        <w:t xml:space="preserve">=</w:t>
+      </w:r>
+      <w:r>
+        <w:rPr>
+          <w:rStyle w:val="NormalTok"/>
+        </w:rPr>
+        <w:t xml:space="preserve"> </w:t>
+      </w:r>
+      <w:r>
+        <w:rPr>
+          <w:rStyle w:val="DecValTok"/>
+        </w:rPr>
+        <w:t xml:space="preserve">50</w:t>
+      </w:r>
+      <w:r>
+        <w:rPr>
+          <w:rStyle w:val="NormalTok"/>
+        </w:rPr>
+        <w:t xml:space="preserve">  </w:t>
+      </w:r>
+      <w:r>
+        <w:rPr>
+          <w:rStyle w:val="CommentTok"/>
+        </w:rPr>
+        <w:t xml:space="preserve"># Opérateur d'affectation</w:t>
+      </w:r>
+      <w:r>
         <w:br/>
       </w:r>
       <w:r>
         <w:rPr>
+          <w:rStyle w:val="NormalTok"/>
+        </w:rPr>
+        <w:t xml:space="preserve">ventes </w:t>
+      </w:r>
+      <w:r>
+        <w:rPr>
+          <w:rStyle w:val="OperatorTok"/>
+        </w:rPr>
+        <w:t xml:space="preserve">=</w:t>
+      </w:r>
+      <w:r>
+        <w:rPr>
+          <w:rStyle w:val="NormalTok"/>
+        </w:rPr>
+        <w:t xml:space="preserve"> </w:t>
+      </w:r>
+      <w:r>
+        <w:rPr>
+          <w:rStyle w:val="DecValTok"/>
+        </w:rPr>
+        <w:t xml:space="preserve">12</w:t>
+      </w:r>
+      <w:r>
+        <w:rPr>
+          <w:rStyle w:val="NormalTok"/>
+        </w:rPr>
+        <w:t xml:space="preserve">         </w:t>
+      </w:r>
+      <w:r>
+        <w:rPr>
           <w:rStyle w:val="CommentTok"/>
         </w:rPr>
-        <w:t xml:space="preserve"># Programme complet combinant gestion, formatage, slicing et expressions régulières</w:t>
+        <w:t xml:space="preserve"># Valeur littérale</w:t>
       </w:r>
       <w:r>
         <w:br/>
       </w:r>
       <w:r>
-        <w:rPr>
-          <w:rStyle w:val="NormalTok"/>
-        </w:rPr>
-        <w:t xml:space="preserve">reference_brute </w:t>
+        <w:br/>
+      </w:r>
+      <w:r>
+        <w:rPr>
+          <w:rStyle w:val="CommentTok"/>
+        </w:rPr>
+        <w:t xml:space="preserve"># Opérateur arithmétique de soustraction combiné à l'affectation</w:t>
+      </w:r>
+      <w:r>
+        <w:br/>
+      </w:r>
+      <w:r>
+        <w:rPr>
+          <w:rStyle w:val="NormalTok"/>
+        </w:rPr>
+        <w:t xml:space="preserve">stock_initial </w:t>
       </w:r>
       <w:r>
         <w:rPr>
           <w:rStyle w:val="OperatorTok"/>
         </w:rPr>
+        <w:t xml:space="preserve">-=</w:t>
+      </w:r>
+      <w:r>
+        <w:rPr>
+          <w:rStyle w:val="NormalTok"/>
+        </w:rPr>
+        <w:t xml:space="preserve"> ventes  </w:t>
+      </w:r>
+      <w:r>
+        <w:rPr>
+          <w:rStyle w:val="CommentTok"/>
+        </w:rPr>
+        <w:t xml:space="preserve"># stock_initial vaut maintenant 38</w:t>
+      </w:r>
+      <w:r>
+        <w:br/>
+      </w:r>
+      <w:r>
+        <w:br/>
+      </w:r>
+      <w:r>
+        <w:rPr>
+          <w:rStyle w:val="NormalTok"/>
+        </w:rPr>
+        <w:t xml:space="preserve">seuil_critique </w:t>
+      </w:r>
+      <w:r>
+        <w:rPr>
+          <w:rStyle w:val="OperatorTok"/>
+        </w:rPr>
         <w:t xml:space="preserve">=</w:t>
       </w:r>
       <w:r>
@@ -697,21 +893,48 @@
       </w:r>
       <w:r>
         <w:rPr>
-          <w:rStyle w:val="StringTok"/>
-        </w:rPr>
-        <w:t xml:space="preserve">"   REF-9876-FR   "</w:t>
+          <w:rStyle w:val="DecValTok"/>
+        </w:rPr>
+        <w:t xml:space="preserve">10</w:t>
       </w:r>
       <w:r>
         <w:br/>
       </w:r>
       <w:r>
+        <w:rPr>
+          <w:rStyle w:val="NormalTok"/>
+        </w:rPr>
+        <w:t xml:space="preserve">rupture_imminente </w:t>
+      </w:r>
+      <w:r>
+        <w:rPr>
+          <w:rStyle w:val="OperatorTok"/>
+        </w:rPr>
+        <w:t xml:space="preserve">=</w:t>
+      </w:r>
+      <w:r>
+        <w:rPr>
+          <w:rStyle w:val="NormalTok"/>
+        </w:rPr>
+        <w:t xml:space="preserve"> </w:t>
+      </w:r>
+      <w:r>
+        <w:rPr>
+          <w:rStyle w:val="VariableTok"/>
+        </w:rPr>
+        <w:t xml:space="preserve">False</w:t>
+      </w:r>
+      <w:r>
         <w:br/>
       </w:r>
       <w:r>
+        <w:br/>
+      </w:r>
+      <w:r>
         <w:rPr>
           <w:rStyle w:val="CommentTok"/>
         </w:rPr>
-        <w:t xml:space="preserve"># 1. Gestion : nettoyage des espaces superflus et mise en majuscules</w:t>
+        <w:t xml:space="preserve"># Opérateurs relationnels et logiques</w:t>
       </w:r>
       <w:r>
         <w:br/>
@@ -720,7 +943,7 @@
         <w:rPr>
           <w:rStyle w:val="NormalTok"/>
         </w:rPr>
-        <w:t xml:space="preserve">reference_nette </w:t>
+        <w:t xml:space="preserve">alerte_stock </w:t>
       </w:r>
       <w:r>
         <w:rPr>
@@ -732,7 +955,31 @@
         <w:rPr>
           <w:rStyle w:val="NormalTok"/>
         </w:rPr>
-        <w:t xml:space="preserve"> reference_brute.strip()</w:t>
+        <w:t xml:space="preserve"> (stock_initial </w:t>
+      </w:r>
+      <w:r>
+        <w:rPr>
+          <w:rStyle w:val="OperatorTok"/>
+        </w:rPr>
+        <w:t xml:space="preserve">&lt;=</w:t>
+      </w:r>
+      <w:r>
+        <w:rPr>
+          <w:rStyle w:val="NormalTok"/>
+        </w:rPr>
+        <w:t xml:space="preserve"> seuil_critique) </w:t>
+      </w:r>
+      <w:r>
+        <w:rPr>
+          <w:rStyle w:val="KeywordTok"/>
+        </w:rPr>
+        <w:t xml:space="preserve">or</w:t>
+      </w:r>
+      <w:r>
+        <w:rPr>
+          <w:rStyle w:val="NormalTok"/>
+        </w:rPr>
+        <w:t xml:space="preserve"> rupture_imminente</w:t>
       </w:r>
       <w:r>
         <w:br/>
@@ -742,276 +989,27 @@
       </w:r>
       <w:r>
         <w:rPr>
-          <w:rStyle w:val="CommentTok"/>
-        </w:rPr>
-        <w:t xml:space="preserve"># 2. Slicing : extraction de la portion numérique centrale</w:t>
-      </w:r>
-      <w:r>
-        <w:br/>
-      </w:r>
-      <w:r>
-        <w:rPr>
-          <w:rStyle w:val="NormalTok"/>
-        </w:rPr>
-        <w:t xml:space="preserve">code_numerique </w:t>
+          <w:rStyle w:val="BuiltInTok"/>
+        </w:rPr>
+        <w:t xml:space="preserve">print</w:t>
+      </w:r>
+      <w:r>
+        <w:rPr>
+          <w:rStyle w:val="NormalTok"/>
+        </w:rPr>
+        <w:t xml:space="preserve">(fstock restant : {stock_initial} </w:t>
       </w:r>
       <w:r>
         <w:rPr>
           <w:rStyle w:val="OperatorTok"/>
         </w:rPr>
-        <w:t xml:space="preserve">=</w:t>
-      </w:r>
-      <w:r>
-        <w:rPr>
-          <w:rStyle w:val="NormalTok"/>
-        </w:rPr>
-        <w:t xml:space="preserve"> reference_nette[</w:t>
-      </w:r>
-      <w:r>
-        <w:rPr>
-          <w:rStyle w:val="DecValTok"/>
-        </w:rPr>
-        <w:t xml:space="preserve">4</w:t>
-      </w:r>
-      <w:r>
-        <w:rPr>
-          <w:rStyle w:val="NormalTok"/>
-        </w:rPr>
-        <w:t xml:space="preserve">:</w:t>
-      </w:r>
-      <w:r>
-        <w:rPr>
-          <w:rStyle w:val="DecValTok"/>
-        </w:rPr>
-        <w:t xml:space="preserve">8</w:t>
-      </w:r>
-      <w:r>
-        <w:rPr>
-          <w:rStyle w:val="NormalTok"/>
-        </w:rPr>
-        <w:t xml:space="preserve">]</w:t>
-      </w:r>
-      <w:r>
-        <w:br/>
-      </w:r>
-      <w:r>
-        <w:br/>
-      </w:r>
-      <w:r>
-        <w:rPr>
-          <w:rStyle w:val="CommentTok"/>
-        </w:rPr>
-        <w:t xml:space="preserve"># 3. Expressions régulières : validation du format global</w:t>
-      </w:r>
-      <w:r>
-        <w:br/>
-      </w:r>
-      <w:r>
-        <w:rPr>
-          <w:rStyle w:val="NormalTok"/>
-        </w:rPr>
-        <w:t xml:space="preserve">pattern </w:t>
-      </w:r>
-      <w:r>
-        <w:rPr>
-          <w:rStyle w:val="OperatorTok"/>
-        </w:rPr>
-        <w:t xml:space="preserve">=</w:t>
-      </w:r>
-      <w:r>
-        <w:rPr>
-          <w:rStyle w:val="NormalTok"/>
-        </w:rPr>
-        <w:t xml:space="preserve"> </w:t>
-      </w:r>
-      <w:r>
-        <w:rPr>
-          <w:rStyle w:val="VerbatimStringTok"/>
-        </w:rPr>
-        <w:t xml:space="preserve">r"^REF-\d</w:t>
-      </w:r>
-      <w:r>
-        <w:rPr>
-          <w:rStyle w:val="SpecialCharTok"/>
-        </w:rPr>
-        <w:t xml:space="preserve">{4}</w:t>
-      </w:r>
-      <w:r>
-        <w:rPr>
-          <w:rStyle w:val="VerbatimStringTok"/>
-        </w:rPr>
-        <w:t xml:space="preserve">-[A-Z]</w:t>
-      </w:r>
-      <w:r>
-        <w:rPr>
-          <w:rStyle w:val="SpecialCharTok"/>
-        </w:rPr>
-        <w:t xml:space="preserve">{2}</w:t>
-      </w:r>
-      <w:r>
-        <w:rPr>
-          <w:rStyle w:val="VerbatimStringTok"/>
-        </w:rPr>
-        <w:t xml:space="preserve">$"</w:t>
-      </w:r>
-      <w:r>
-        <w:br/>
-      </w:r>
-      <w:r>
-        <w:rPr>
-          <w:rStyle w:val="NormalTok"/>
-        </w:rPr>
-        <w:t xml:space="preserve">est_conforme </w:t>
-      </w:r>
-      <w:r>
-        <w:rPr>
-          <w:rStyle w:val="OperatorTok"/>
-        </w:rPr>
-        <w:t xml:space="preserve">=</w:t>
-      </w:r>
-      <w:r>
-        <w:rPr>
-          <w:rStyle w:val="NormalTok"/>
-        </w:rPr>
-        <w:t xml:space="preserve"> </w:t>
-      </w:r>
-      <w:r>
-        <w:rPr>
-          <w:rStyle w:val="BuiltInTok"/>
-        </w:rPr>
-        <w:t xml:space="preserve">bool</w:t>
-      </w:r>
-      <w:r>
-        <w:rPr>
-          <w:rStyle w:val="NormalTok"/>
-        </w:rPr>
-        <w:t xml:space="preserve">(re.match(pattern, reference_nette))</w:t>
-      </w:r>
-      <w:r>
-        <w:br/>
-      </w:r>
-      <w:r>
-        <w:br/>
-      </w:r>
-      <w:r>
-        <w:rPr>
-          <w:rStyle w:val="CommentTok"/>
-        </w:rPr>
-        <w:t xml:space="preserve"># 4. Formatage : construction du message final avec une f-string</w:t>
-      </w:r>
-      <w:r>
-        <w:br/>
-      </w:r>
-      <w:r>
-        <w:rPr>
-          <w:rStyle w:val="NormalTok"/>
-        </w:rPr>
-        <w:t xml:space="preserve">rapport </w:t>
-      </w:r>
-      <w:r>
-        <w:rPr>
-          <w:rStyle w:val="OperatorTok"/>
-        </w:rPr>
-        <w:t xml:space="preserve">=</w:t>
-      </w:r>
-      <w:r>
-        <w:rPr>
-          <w:rStyle w:val="NormalTok"/>
-        </w:rPr>
-        <w:t xml:space="preserve"> </w:t>
-      </w:r>
-      <w:r>
-        <w:rPr>
-          <w:rStyle w:val="SpecialStringTok"/>
-        </w:rPr>
-        <w:t xml:space="preserve">f"Référence : </w:t>
-      </w:r>
-      <w:r>
-        <w:rPr>
-          <w:rStyle w:val="SpecialCharTok"/>
-        </w:rPr>
-        <w:t xml:space="preserve">{</w:t>
-      </w:r>
-      <w:r>
-        <w:rPr>
-          <w:rStyle w:val="NormalTok"/>
-        </w:rPr>
-        <w:t xml:space="preserve">reference_nette</w:t>
-      </w:r>
-      <w:r>
-        <w:rPr>
-          <w:rStyle w:val="SpecialCharTok"/>
-        </w:rPr>
-        <w:t xml:space="preserve">}</w:t>
-      </w:r>
-      <w:r>
-        <w:rPr>
-          <w:rStyle w:val="SpecialStringTok"/>
-        </w:rPr>
-        <w:t xml:space="preserve"> | Code extrait : </w:t>
-      </w:r>
-      <w:r>
-        <w:rPr>
-          <w:rStyle w:val="SpecialCharTok"/>
-        </w:rPr>
-        <w:t xml:space="preserve">{</w:t>
-      </w:r>
-      <w:r>
-        <w:rPr>
-          <w:rStyle w:val="NormalTok"/>
-        </w:rPr>
-        <w:t xml:space="preserve">code_numerique</w:t>
-      </w:r>
-      <w:r>
-        <w:rPr>
-          <w:rStyle w:val="SpecialCharTok"/>
-        </w:rPr>
-        <w:t xml:space="preserve">}</w:t>
-      </w:r>
-      <w:r>
-        <w:rPr>
-          <w:rStyle w:val="SpecialStringTok"/>
-        </w:rPr>
-        <w:t xml:space="preserve"> | Conforme : </w:t>
-      </w:r>
-      <w:r>
-        <w:rPr>
-          <w:rStyle w:val="SpecialCharTok"/>
-        </w:rPr>
-        <w:t xml:space="preserve">{</w:t>
-      </w:r>
-      <w:r>
-        <w:rPr>
-          <w:rStyle w:val="NormalTok"/>
-        </w:rPr>
-        <w:t xml:space="preserve">est_conforme</w:t>
-      </w:r>
-      <w:r>
-        <w:rPr>
-          <w:rStyle w:val="SpecialCharTok"/>
-        </w:rPr>
-        <w:t xml:space="preserve">}</w:t>
-      </w:r>
-      <w:r>
-        <w:rPr>
-          <w:rStyle w:val="SpecialStringTok"/>
-        </w:rPr>
-        <w:t xml:space="preserve">"</w:t>
-      </w:r>
-      <w:r>
-        <w:br/>
-      </w:r>
-      <w:r>
-        <w:rPr>
-          <w:rStyle w:val="BuiltInTok"/>
-        </w:rPr>
-        <w:t xml:space="preserve">print</w:t>
-      </w:r>
-      <w:r>
-        <w:rPr>
-          <w:rStyle w:val="NormalTok"/>
-        </w:rPr>
-        <w:t xml:space="preserve">(rapport)</w:t>
+        <w:t xml:space="preserve">|</w:t>
+      </w:r>
+      <w:r>
+        <w:rPr>
+          <w:rStyle w:val="NormalTok"/>
+        </w:rPr>
+        <w:t xml:space="preserve"> Alerte active : {alerte_stock})</w:t>
       </w:r>
     </w:p>
     <w:bookmarkEnd w:id="24"/>
@@ -1043,7 +1041,7 @@
         <w:t xml:space="preserve"> </w:t>
       </w:r>
       <w:r>
-        <w:t xml:space="preserve">Écrivez un script qui prend une chaîne de caractères contenant des espaces superflus et du texte en minuscules, puis utilisez les méthodes de gestion pour la nettoyer et la mettre entièrement en majuscules.</w:t>
+        <w:t xml:space="preserve">Écrivez un script qui initialise deux variables numériques, puis utilisez les opérateurs arithmétiques pour calculer leur somme, leur produit et le reste de leur division entière.</w:t>
       </w:r>
     </w:p>
     <w:p>
@@ -1065,7 +1063,7 @@
         <w:t xml:space="preserve"> </w:t>
       </w:r>
       <w:r>
-        <w:t xml:space="preserve">Déclarez une chaîne contenant un numéro de téléphone sous la forme d’une phrase, puis utilisez le slicing pour extraire les deux premiers caractères et formotez un message personnalisé à l’aide d’une f-string.</w:t>
+        <w:t xml:space="preserve">Déclarez une variable représentant l’âge d’un utilisateur et une autre indiquant s’il possède une autorisation. Utilisez des opérateurs relationnels et logiques pour vérifier s’il remplit les conditions d’accès (âge supérieur ou égal à 18 et autorisation vraie).</w:t>
       </w:r>
     </w:p>
     <w:bookmarkEnd w:id="25"/>

--- a/redaction/chapitre4/paragraphes.docx
+++ b/redaction/chapitre4/paragraphes.docx
@@ -6,6 +6,7 @@
     <w:p>
       <w:pPr>
         <w:pStyle w:val="Heading1"/>
+        <w:pageBreakBefore/>
       </w:pPr>
       <w:r>
         <w:t xml:space="preserve">Chapitre 2 : Les opérateurs</w:t>
@@ -100,6 +101,14 @@
     <w:p>
       <w:pPr>
         <w:pStyle w:val="SourceCode"/>
+        <w:pBdr>
+          <w:top w:val="single" w:sz="6" w:space="8" w:color="9AA5B1"/>
+          <w:left w:val="single" w:sz="6" w:space="8" w:color="9AA5B1"/>
+          <w:bottom w:val="single" w:sz="6" w:space="8" w:color="9AA5B1"/>
+          <w:right w:val="single" w:sz="6" w:space="8" w:color="9AA5B1"/>
+        </w:pBdr>
+        <w:spacing w:before="120" w:after="120" w:line="240" w:lineRule="auto"/>
+        <w:ind w:left="180" w:right="180"/>
       </w:pPr>
       <w:r>
         <w:rPr>
@@ -189,6 +198,12 @@
     <w:p>
       <w:pPr>
         <w:pStyle w:val="BlockText"/>
+        <w:shd w:val="clear" w:color="auto" w:fill="EAF6FB"/>
+        <w:spacing w:before="100" w:after="100"/>
+        <w:ind w:left="180" w:right="180"/>
+        <w:pBdr>
+          <w:left w:val="single" w:sz="18" w:space="8" w:color="2980B9"/>
+        </w:pBdr>
       </w:pPr>
       <w:r>
         <w:t xml:space="preserve">💡 L’opérateur d’affectation s’évalue de droite à gauche : la valeur ou le résultat de l’expression à droite est stocké dans la variable située à gauche.</w:t>
@@ -222,6 +237,14 @@
     <w:p>
       <w:pPr>
         <w:pStyle w:val="SourceCode"/>
+        <w:pBdr>
+          <w:top w:val="single" w:sz="6" w:space="8" w:color="9AA5B1"/>
+          <w:left w:val="single" w:sz="6" w:space="8" w:color="9AA5B1"/>
+          <w:bottom w:val="single" w:sz="6" w:space="8" w:color="9AA5B1"/>
+          <w:right w:val="single" w:sz="6" w:space="8" w:color="9AA5B1"/>
+        </w:pBdr>
+        <w:spacing w:before="120" w:after="120" w:line="240" w:lineRule="auto"/>
+        <w:ind w:left="180" w:right="180"/>
       </w:pPr>
       <w:r>
         <w:rPr>
@@ -359,6 +382,12 @@
     <w:p>
       <w:pPr>
         <w:pStyle w:val="BlockText"/>
+        <w:shd w:val="clear" w:color="auto" w:fill="EAF6FB"/>
+        <w:spacing w:before="100" w:after="100"/>
+        <w:ind w:left="180" w:right="180"/>
+        <w:pBdr>
+          <w:left w:val="single" w:sz="18" w:space="8" w:color="2980B9"/>
+        </w:pBdr>
       </w:pPr>
       <w:r>
         <w:t xml:space="preserve">💡 Utilisez l’opérateur modulo (</w:t>
@@ -425,6 +454,14 @@
     <w:p>
       <w:pPr>
         <w:pStyle w:val="SourceCode"/>
+        <w:pBdr>
+          <w:top w:val="single" w:sz="6" w:space="8" w:color="9AA5B1"/>
+          <w:left w:val="single" w:sz="6" w:space="8" w:color="9AA5B1"/>
+          <w:bottom w:val="single" w:sz="6" w:space="8" w:color="9AA5B1"/>
+          <w:right w:val="single" w:sz="6" w:space="8" w:color="9AA5B1"/>
+        </w:pBdr>
+        <w:spacing w:before="120" w:after="120" w:line="240" w:lineRule="auto"/>
+        <w:ind w:left="180" w:right="180"/>
       </w:pPr>
       <w:r>
         <w:rPr>
@@ -514,6 +551,12 @@
     <w:p>
       <w:pPr>
         <w:pStyle w:val="BlockText"/>
+        <w:shd w:val="clear" w:color="auto" w:fill="EAF6FB"/>
+        <w:spacing w:before="100" w:after="100"/>
+        <w:ind w:left="180" w:right="180"/>
+        <w:pBdr>
+          <w:left w:val="single" w:sz="18" w:space="8" w:color="2980B9"/>
+        </w:pBdr>
       </w:pPr>
       <w:r>
         <w:t xml:space="preserve">💡 Veillez à ne pas confondre l’opérateur d’égalité (</w:t>
@@ -604,6 +647,14 @@
     <w:p>
       <w:pPr>
         <w:pStyle w:val="SourceCode"/>
+        <w:pBdr>
+          <w:top w:val="single" w:sz="6" w:space="8" w:color="9AA5B1"/>
+          <w:left w:val="single" w:sz="6" w:space="8" w:color="9AA5B1"/>
+          <w:bottom w:val="single" w:sz="6" w:space="8" w:color="9AA5B1"/>
+          <w:right w:val="single" w:sz="6" w:space="8" w:color="9AA5B1"/>
+        </w:pBdr>
+        <w:spacing w:before="120" w:after="120" w:line="240" w:lineRule="auto"/>
+        <w:ind w:left="180" w:right="180"/>
       </w:pPr>
       <w:r>
         <w:rPr>
@@ -708,6 +759,12 @@
     <w:p>
       <w:pPr>
         <w:pStyle w:val="BlockText"/>
+        <w:shd w:val="clear" w:color="auto" w:fill="EAF6FB"/>
+        <w:spacing w:before="100" w:after="100"/>
+        <w:ind w:left="180" w:right="180"/>
+        <w:pBdr>
+          <w:left w:val="single" w:sz="18" w:space="8" w:color="2980B9"/>
+        </w:pBdr>
       </w:pPr>
       <w:r>
         <w:t xml:space="preserve">💡 Python utilise l’évaluation paresseuse (</w:t>
@@ -743,6 +800,14 @@
     <w:p>
       <w:pPr>
         <w:pStyle w:val="SourceCode"/>
+        <w:pBdr>
+          <w:top w:val="single" w:sz="6" w:space="8" w:color="9AA5B1"/>
+          <w:left w:val="single" w:sz="6" w:space="8" w:color="9AA5B1"/>
+          <w:bottom w:val="single" w:sz="6" w:space="8" w:color="9AA5B1"/>
+          <w:right w:val="single" w:sz="6" w:space="8" w:color="9AA5B1"/>
+        </w:pBdr>
+        <w:spacing w:before="120" w:after="120" w:line="240" w:lineRule="auto"/>
+        <w:ind w:left="180" w:right="180"/>
       </w:pPr>
       <w:r>
         <w:rPr>
@@ -1395,29 +1460,55 @@
   <w:style w:default="1" w:styleId="Normal" w:type="paragraph">
     <w:name w:val="Normal"/>
     <w:qFormat/>
+    <w:pPr>
+      <w:spacing w:line="300" w:lineRule="auto" w:after="160"/>
+    </w:pPr>
+    <w:rPr>
+      <w:rFonts w:ascii="Cambria" w:hAnsi="Cambria"/>
+      <w:color w:val="2F3542"/>
+      <w:sz w:val="23"/>
+    </w:rPr>
   </w:style>
   <w:style w:styleId="BodyText" w:type="paragraph">
     <w:name w:val="Body Text"/>
     <w:basedOn w:val="Normal"/>
     <w:link w:val="BodyTextChar"/>
     <w:pPr>
-      <w:spacing w:after="180" w:before="180"/>
+      <w:spacing w:after="160" w:before="180" w:line="300" w:lineRule="auto"/>
     </w:pPr>
     <w:qFormat/>
+    <w:rPr>
+      <w:rFonts w:ascii="Cambria" w:hAnsi="Cambria"/>
+      <w:color w:val="2F3542"/>
+      <w:sz w:val="23"/>
+    </w:rPr>
   </w:style>
   <w:style w:customStyle="1" w:styleId="FirstParagraph" w:type="paragraph">
     <w:name w:val="First Paragraph"/>
     <w:basedOn w:val="BodyText"/>
     <w:next w:val="BodyText"/>
     <w:qFormat/>
+    <w:pPr>
+      <w:spacing w:line="300" w:lineRule="auto" w:after="160"/>
+    </w:pPr>
+    <w:rPr>
+      <w:rFonts w:ascii="Cambria" w:hAnsi="Cambria"/>
+      <w:color w:val="2F3542"/>
+      <w:sz w:val="23"/>
+    </w:rPr>
   </w:style>
   <w:style w:customStyle="1" w:styleId="Compact" w:type="paragraph">
     <w:name w:val="Compact"/>
     <w:basedOn w:val="BodyText"/>
     <w:qFormat/>
     <w:pPr>
-      <w:spacing w:after="36" w:before="36"/>
+      <w:spacing w:after="160" w:before="36" w:line="300" w:lineRule="auto"/>
     </w:pPr>
+    <w:rPr>
+      <w:rFonts w:ascii="Cambria" w:hAnsi="Cambria"/>
+      <w:color w:val="2F3542"/>
+      <w:sz w:val="23"/>
+    </w:rPr>
   </w:style>
   <w:style w:styleId="Title" w:type="paragraph">
     <w:name w:val="Title"/>
@@ -1507,15 +1598,16 @@
     <w:pPr>
       <w:keepNext/>
       <w:keepLines/>
-      <w:spacing w:after="0" w:before="480"/>
+      <w:pageBreakBefore/>
+      <w:spacing w:after="360" w:before="0"/>
       <w:outlineLvl w:val="0"/>
     </w:pPr>
     <w:rPr>
-      <w:rFonts w:asciiTheme="majorHAnsi" w:cstheme="majorBidi" w:eastAsiaTheme="majorEastAsia" w:hAnsiTheme="majorHAnsi"/>
+      <w:rFonts w:asciiTheme="majorHAnsi" w:cstheme="majorBidi" w:eastAsiaTheme="majorEastAsia" w:hAnsiTheme="majorHAnsi" w:ascii="Calibri" w:hAnsi="Calibri"/>
       <w:b/>
       <w:bCs/>
-      <w:color w:themeColor="accent1" w:val="4F81BD"/>
-      <w:sz w:val="32"/>
+      <w:color w:val="2C3E50"/>
+      <w:sz w:val="52"/>
       <w:szCs w:val="32"/>
     </w:rPr>
   </w:style>
@@ -1529,15 +1621,15 @@
     <w:pPr>
       <w:keepNext/>
       <w:keepLines/>
-      <w:spacing w:after="0" w:before="200"/>
+      <w:spacing w:after="160" w:before="440"/>
       <w:outlineLvl w:val="1"/>
     </w:pPr>
     <w:rPr>
-      <w:rFonts w:asciiTheme="majorHAnsi" w:cstheme="majorBidi" w:eastAsiaTheme="majorEastAsia" w:hAnsiTheme="majorHAnsi"/>
+      <w:rFonts w:asciiTheme="majorHAnsi" w:cstheme="majorBidi" w:eastAsiaTheme="majorEastAsia" w:hAnsiTheme="majorHAnsi" w:ascii="Calibri" w:hAnsi="Calibri"/>
       <w:b/>
       <w:bCs/>
-      <w:color w:themeColor="accent1" w:val="4F81BD"/>
-      <w:sz w:val="28"/>
+      <w:color w:val="C0502D"/>
+      <w:sz w:val="30"/>
       <w:szCs w:val="28"/>
     </w:rPr>
   </w:style>
@@ -1697,6 +1789,12 @@
       <w:spacing w:after="100" w:before="100"/>
       <w:ind w:firstLine="0" w:left="480" w:right="480"/>
     </w:pPr>
+    <w:rPr>
+      <w:rFonts w:ascii="Calibri" w:hAnsi="Calibri"/>
+      <w:i/>
+      <w:color w:val="216E9C"/>
+      <w:sz w:val="22"/>
+    </w:rPr>
   </w:style>
   <w:style w:styleId="FootnoteText" w:type="paragraph">
     <w:name w:val="Footnote Text"/>
@@ -1848,6 +1946,11 @@
     <w:pPr>
       <w:wordWrap w:val="off"/>
     </w:pPr>
+    <w:rPr>
+      <w:rFonts w:ascii="Consolas" w:hAnsi="Consolas"/>
+      <w:color w:val="2F3542"/>
+      <w:sz w:val="19"/>
+    </w:rPr>
   </w:style>
   <w:style w:type="character" w:customStyle="1" w:styleId="KeywordTok">
     <w:name w:val="KeywordTok"/>

--- a/redaction/chapitre4/paragraphes.docx
+++ b/redaction/chapitre4/paragraphes.docx
@@ -2,14 +2,14 @@
 <file path=word/document.xml><?xml version="1.0" encoding="utf-8"?>
 <w:document xmlns:w="http://schemas.openxmlformats.org/wordprocessingml/2006/main" xmlns:m="http://schemas.openxmlformats.org/officeDocument/2006/math" xmlns:r="http://schemas.openxmlformats.org/officeDocument/2006/relationships" xmlns:o="urn:schemas-microsoft-com:office:office" xmlns:v="urn:schemas-microsoft-com:vml" xmlns:w10="urn:schemas-microsoft-com:office:word" xmlns:a="http://schemas.openxmlformats.org/drawingml/2006/main" xmlns:pic="http://schemas.openxmlformats.org/drawingml/2006/picture" xmlns:wp="http://schemas.openxmlformats.org/drawingml/2006/wordprocessingDrawing">
   <w:body>
-    <w:bookmarkStart w:id="26" w:name="chapitre-2-les-opérateurs"/>
+    <w:bookmarkStart w:id="26" w:name="chapitre-4-les-opérateurs"/>
     <w:p>
       <w:pPr>
         <w:pStyle w:val="Heading1"/>
         <w:pageBreakBefore/>
       </w:pPr>
       <w:r>
-        <w:t xml:space="preserve">Chapitre 2 : Les opérateurs</w:t>
+        <w:t xml:space="preserve">Chapitre 4 : Les opérateurs</w:t>
       </w:r>
     </w:p>
     <w:p>
@@ -788,7 +788,7 @@
       </w:r>
     </w:p>
     <w:bookmarkEnd w:id="23"/>
-    <w:bookmarkStart w:id="24" w:name="exemple-de-synthèse"/>
+    <w:bookmarkStart w:id="25" w:name="exemple-de-synthèse"/>
     <w:p>
       <w:pPr>
         <w:pStyle w:val="Heading2"/>
@@ -1077,14 +1077,13 @@
         <w:t xml:space="preserve"> Alerte active : {alerte_stock})</w:t>
       </w:r>
     </w:p>
-    <w:bookmarkEnd w:id="24"/>
-    <w:bookmarkStart w:id="25" w:name="exercices"/>
-    <w:p>
-      <w:pPr>
-        <w:pStyle w:val="Heading2"/>
-      </w:pPr>
-      <w:r>
-        <w:t xml:space="preserve">Exercices</w:t>
+    <w:bookmarkStart w:id="24" w:name="exercices-de-fin-de-chapitre"/>
+    <w:p>
+      <w:pPr>
+        <w:pStyle w:val="Heading3"/>
+      </w:pPr>
+      <w:r>
+        <w:t xml:space="preserve">Exercices de fin de chapitre</w:t>
       </w:r>
     </w:p>
     <w:p>
@@ -1131,6 +1130,7 @@
         <w:t xml:space="preserve">Déclarez une variable représentant l’âge d’un utilisateur et une autre indiquant s’il possède une autorisation. Utilisez des opérateurs relationnels et logiques pour vérifier s’il remplit les conditions d’accès (âge supérieur ou égal à 18 et autorisation vraie).</w:t>
       </w:r>
     </w:p>
+    <w:bookmarkEnd w:id="24"/>
     <w:bookmarkEnd w:id="25"/>
     <w:bookmarkEnd w:id="26"/>
     <w:sectPr/>
